--- a/docs/Artifact2.docx
+++ b/docs/Artifact2.docx
@@ -275,18 +275,77 @@
             <w:szCs w:val="24"/>
             <w:lang w:val="en-US"/>
           </w:rPr>
-          <w:t>Featurif</w:t>
+          <w:t>Featurify</w:t>
         </w:r>
         <w:proofErr w:type="spellEnd"/>
+      </w:hyperlink>
+      <w:r>
+        <w:rPr>
+          <w:rFonts w:ascii="Times New Roman" w:hAnsi="Times New Roman" w:cs="Times New Roman"/>
+          <w:sz w:val="24"/>
+          <w:szCs w:val="24"/>
+        </w:rPr>
+        <w:t xml:space="preserve"> </w:t>
+      </w:r>
+    </w:p>
+    <w:p>
+      <w:pPr>
+        <w:spacing w:after="0" w:line="360" w:lineRule="auto"/>
+        <w:ind w:firstLine="709"/>
+        <w:jc w:val="both"/>
+        <w:rPr>
+          <w:rFonts w:ascii="Times New Roman" w:hAnsi="Times New Roman" w:cs="Times New Roman"/>
+          <w:sz w:val="24"/>
+          <w:szCs w:val="24"/>
+        </w:rPr>
+      </w:pPr>
+      <w:r>
+        <w:rPr>
+          <w:rFonts w:ascii="Times New Roman" w:hAnsi="Times New Roman" w:cs="Times New Roman"/>
+          <w:sz w:val="24"/>
+          <w:szCs w:val="24"/>
+        </w:rPr>
+        <w:t>Ссылка на коммит:</w:t>
+      </w:r>
+    </w:p>
+    <w:p>
+      <w:pPr>
+        <w:spacing w:after="0" w:line="360" w:lineRule="auto"/>
+        <w:ind w:firstLine="709"/>
+        <w:jc w:val="both"/>
+        <w:rPr>
+          <w:rFonts w:ascii="Times New Roman" w:hAnsi="Times New Roman" w:cs="Times New Roman"/>
+          <w:sz w:val="24"/>
+          <w:szCs w:val="24"/>
+        </w:rPr>
+      </w:pPr>
+      <w:hyperlink r:id="rId6" w:history="1">
         <w:r>
           <w:rPr>
             <w:rStyle w:val="ac"/>
             <w:rFonts w:ascii="Times New Roman" w:hAnsi="Times New Roman" w:cs="Times New Roman"/>
             <w:sz w:val="24"/>
             <w:szCs w:val="24"/>
-            <w:lang w:val="en-US"/>
           </w:rPr>
-          <w:t>y</w:t>
+          <w:t>https://github.com/ItIsAnyx/Fe</w:t>
+        </w:r>
+        <w:r>
+          <w:rPr>
+            <w:rStyle w:val="ac"/>
+            <w:rFonts w:ascii="Times New Roman" w:hAnsi="Times New Roman" w:cs="Times New Roman"/>
+            <w:sz w:val="24"/>
+            <w:szCs w:val="24"/>
+          </w:rPr>
+          <w:t>a</w:t>
+        </w:r>
+        <w:r>
+          <w:rPr>
+            <w:rStyle w:val="ac"/>
+            <w:rFonts w:ascii="Times New Roman" w:hAnsi="Times New Roman" w:cs="Times New Roman"/>
+            <w:sz w:val="24"/>
+            <w:szCs w:val="24"/>
+          </w:rPr>
+          <w:t>turify/commit/457bc3278ca78b3ec01d8715d530817cf02b54e1</w:t>
         </w:r>
       </w:hyperlink>
       <w:r>
@@ -467,6 +526,7 @@
       <w:r>
         <w:rPr>
           <w:rFonts w:ascii="Times New Roman" w:hAnsi="Times New Roman" w:cs="Times New Roman"/>
+          <w:noProof/>
           <w:sz w:val="24"/>
           <w:szCs w:val="24"/>
         </w:rPr>
@@ -487,7 +547,7 @@
                     <pic:cNvPicPr/>
                   </pic:nvPicPr>
                   <pic:blipFill>
-                    <a:blip r:embed="rId6"/>
+                    <a:blip r:embed="rId7"/>
                     <a:stretch>
                       <a:fillRect/>
                     </a:stretch>
@@ -533,7 +593,15 @@
           <w:szCs w:val="24"/>
           <w:lang w:val="en-US"/>
         </w:rPr>
-        <w:t>AI-</w:t>
+        <w:t>AI</w:t>
+      </w:r>
+      <w:r>
+        <w:rPr>
+          <w:rFonts w:ascii="Times New Roman" w:hAnsi="Times New Roman" w:cs="Times New Roman"/>
+          <w:sz w:val="24"/>
+          <w:szCs w:val="24"/>
+        </w:rPr>
+        <w:t>-</w:t>
       </w:r>
       <w:r>
         <w:rPr>
@@ -813,6 +881,7 @@
               <w:spacing w:line="360" w:lineRule="auto"/>
               <w:rPr>
                 <w:rFonts w:ascii="Cascadia Code" w:hAnsi="Cascadia Code" w:cs="Times New Roman"/>
+                <w:lang w:val="en-US"/>
               </w:rPr>
             </w:pPr>
             <w:r>
@@ -946,6 +1015,7 @@
           <w:rFonts w:ascii="Times New Roman" w:hAnsi="Times New Roman" w:cs="Times New Roman"/>
           <w:sz w:val="24"/>
           <w:szCs w:val="24"/>
+          <w:lang w:val="en-US"/>
         </w:rPr>
       </w:pPr>
     </w:p>
@@ -1867,6 +1937,7 @@
   <w:style w:type="character" w:default="1" w:styleId="a0">
     <w:name w:val="Default Paragraph Font"/>
     <w:uiPriority w:val="1"/>
+    <w:semiHidden/>
     <w:unhideWhenUsed/>
   </w:style>
   <w:style w:type="table" w:default="1" w:styleId="a1">
